--- a/internal_doc/05.测试设计/story/sdbimport-jdbc/Story-sdbimport-jdbc测试设计.docx
+++ b/internal_doc/05.测试设计/story/sdbimport-jdbc/Story-sdbimport-jdbc测试设计.docx
@@ -10265,6 +10265,17 @@
               </w:rPr>
               <w:t>FLOAT</w:t>
             </w:r>
+            <w:r>
+              <w:rPr>
+                <w:rFonts w:cs="Times New Roman" w:hint="eastAsia"/>
+                <w:i w:val="0"/>
+                <w:noProof/>
+                <w:color w:val="auto"/>
+                <w:sz w:val="18"/>
+                <w:szCs w:val="18"/>
+              </w:rPr>
+              <w:t>/DOUBLE</w:t>
+            </w:r>
           </w:p>
         </w:tc>
         <w:tc>
@@ -10328,7 +10339,7 @@
                 <w:sz w:val="18"/>
                 <w:szCs w:val="18"/>
               </w:rPr>
-              <w:t>Number</w:t>
+              <w:t>FLOAT/DOUBLE</w:t>
             </w:r>
             <w:r>
               <w:rPr>
@@ -10406,6 +10417,7 @@
                 <w:szCs w:val="18"/>
               </w:rPr>
             </w:pPr>
+            <w:commentRangeStart w:id="22"/>
             <w:r>
               <w:rPr>
                 <w:rFonts w:cs="Times New Roman" w:hint="eastAsia"/>
@@ -10426,7 +10438,30 @@
                 <w:sz w:val="18"/>
                 <w:szCs w:val="18"/>
               </w:rPr>
-              <w:t>DATA</w:t>
+              <w:t>DAT</w:t>
+            </w:r>
+            <w:r>
+              <w:rPr>
+                <w:rFonts w:cs="Times New Roman" w:hint="eastAsia"/>
+                <w:i w:val="0"/>
+                <w:noProof/>
+                <w:color w:val="auto"/>
+                <w:sz w:val="18"/>
+                <w:szCs w:val="18"/>
+              </w:rPr>
+              <w:t>E</w:t>
+            </w:r>
+            <w:commentRangeEnd w:id="22"/>
+            <w:r>
+              <w:rPr>
+                <w:rStyle w:val="CommentReference"/>
+                <w:rFonts w:asciiTheme="minorHAnsi" w:eastAsiaTheme="minorEastAsia" w:hAnsiTheme="minorHAnsi" w:cstheme="minorBidi"/>
+                <w:i w:val="0"/>
+                <w:snapToGrid/>
+                <w:color w:val="auto"/>
+                <w:kern w:val="2"/>
+              </w:rPr>
+              <w:commentReference w:id="22"/>
             </w:r>
           </w:p>
         </w:tc>
@@ -11014,6 +11049,7 @@
                 <w:szCs w:val="18"/>
               </w:rPr>
             </w:pPr>
+            <w:commentRangeStart w:id="23"/>
             <w:r>
               <w:rPr>
                 <w:rFonts w:cs="Times New Roman" w:hint="eastAsia"/>
@@ -11035,6 +11071,18 @@
                 <w:szCs w:val="18"/>
               </w:rPr>
               <w:t>BLOB</w:t>
+            </w:r>
+            <w:commentRangeEnd w:id="23"/>
+            <w:r>
+              <w:rPr>
+                <w:rStyle w:val="CommentReference"/>
+                <w:rFonts w:asciiTheme="minorHAnsi" w:eastAsiaTheme="minorEastAsia" w:hAnsiTheme="minorHAnsi" w:cstheme="minorBidi"/>
+                <w:i w:val="0"/>
+                <w:snapToGrid/>
+                <w:color w:val="auto"/>
+                <w:kern w:val="2"/>
+              </w:rPr>
+              <w:commentReference w:id="23"/>
             </w:r>
           </w:p>
         </w:tc>
@@ -11166,6 +11214,7 @@
                 <w:szCs w:val="18"/>
               </w:rPr>
             </w:pPr>
+            <w:commentRangeStart w:id="24"/>
             <w:r>
               <w:rPr>
                 <w:rFonts w:cs="Times New Roman" w:hint="eastAsia"/>
@@ -11187,6 +11236,18 @@
                 <w:szCs w:val="18"/>
               </w:rPr>
               <w:t>LONG</w:t>
+            </w:r>
+            <w:commentRangeEnd w:id="24"/>
+            <w:r>
+              <w:rPr>
+                <w:rStyle w:val="CommentReference"/>
+                <w:rFonts w:asciiTheme="minorHAnsi" w:eastAsiaTheme="minorEastAsia" w:hAnsiTheme="minorHAnsi" w:cstheme="minorBidi"/>
+                <w:i w:val="0"/>
+                <w:snapToGrid/>
+                <w:color w:val="auto"/>
+                <w:kern w:val="2"/>
+              </w:rPr>
+              <w:commentReference w:id="24"/>
             </w:r>
           </w:p>
         </w:tc>
@@ -13072,6 +13133,17 @@
                 <w:szCs w:val="18"/>
               </w:rPr>
             </w:pPr>
+            <w:r>
+              <w:rPr>
+                <w:rFonts w:cs="Times New Roman" w:hint="eastAsia"/>
+                <w:i w:val="0"/>
+                <w:noProof/>
+                <w:color w:val="auto"/>
+                <w:sz w:val="18"/>
+                <w:szCs w:val="18"/>
+              </w:rPr>
+              <w:t>构造导出速度大于导入速度场景？</w:t>
+            </w:r>
           </w:p>
         </w:tc>
       </w:tr>
@@ -13116,6 +13188,7 @@
                 <w:szCs w:val="18"/>
               </w:rPr>
             </w:pPr>
+            <w:commentRangeStart w:id="25"/>
             <w:r>
               <w:rPr>
                 <w:rFonts w:cs="Times New Roman" w:hint="eastAsia"/>
@@ -13126,6 +13199,18 @@
                 <w:szCs w:val="18"/>
               </w:rPr>
               <w:t>查询导出过程中工具异常停止</w:t>
+            </w:r>
+            <w:commentRangeEnd w:id="25"/>
+            <w:r>
+              <w:rPr>
+                <w:rStyle w:val="CommentReference"/>
+                <w:rFonts w:asciiTheme="minorHAnsi" w:eastAsiaTheme="minorEastAsia" w:hAnsiTheme="minorHAnsi" w:cstheme="minorBidi"/>
+                <w:i w:val="0"/>
+                <w:snapToGrid/>
+                <w:color w:val="auto"/>
+                <w:kern w:val="2"/>
+              </w:rPr>
+              <w:commentReference w:id="25"/>
             </w:r>
           </w:p>
         </w:tc>
@@ -13266,6 +13351,7 @@
                 <w:szCs w:val="18"/>
               </w:rPr>
             </w:pPr>
+            <w:commentRangeStart w:id="26"/>
             <w:r>
               <w:rPr>
                 <w:rFonts w:cs="Times New Roman" w:hint="eastAsia"/>
@@ -13287,6 +13373,18 @@
                 <w:szCs w:val="18"/>
               </w:rPr>
               <w:t>数据过程中磁盘满</w:t>
+            </w:r>
+            <w:commentRangeEnd w:id="26"/>
+            <w:r>
+              <w:rPr>
+                <w:rStyle w:val="CommentReference"/>
+                <w:rFonts w:asciiTheme="minorHAnsi" w:eastAsiaTheme="minorEastAsia" w:hAnsiTheme="minorHAnsi" w:cstheme="minorBidi"/>
+                <w:i w:val="0"/>
+                <w:snapToGrid/>
+                <w:color w:val="auto"/>
+                <w:kern w:val="2"/>
+              </w:rPr>
+              <w:commentReference w:id="26"/>
             </w:r>
           </w:p>
         </w:tc>
@@ -13477,11 +13575,19 @@
       <w:r>
         <w:t>sdbimport-jdbc.jar</w:t>
       </w:r>
+      <w:commentRangeStart w:id="27"/>
       <w:r>
         <w:rPr>
           <w:rFonts w:hint="eastAsia"/>
         </w:rPr>
         <w:t>工具参数基本功能验证：</w:t>
+      </w:r>
+      <w:commentRangeEnd w:id="27"/>
+      <w:r>
+        <w:rPr>
+          <w:rStyle w:val="CommentReference"/>
+        </w:rPr>
+        <w:commentReference w:id="27"/>
       </w:r>
     </w:p>
     <w:tbl>
@@ -14178,6 +14284,7 @@
                 <w:rFonts w:ascii="Arial" w:hAnsi="Arial" w:cs="Arial" w:hint="eastAsia"/>
                 <w:szCs w:val="20"/>
               </w:rPr>
+              <w:lastRenderedPageBreak/>
               <w:t>字段类型不正确</w:t>
             </w:r>
           </w:p>
@@ -15439,7 +15546,15 @@
                 <w:rFonts w:ascii="Arial" w:hAnsi="Arial" w:cs="Arial" w:hint="eastAsia"/>
                 <w:szCs w:val="20"/>
               </w:rPr>
-              <w:t>条件二：设置表名、起始行数、结束行数、并发数</w:t>
+              <w:t>条件二：设置表名、起始行数、结束行</w:t>
+            </w:r>
+            <w:r>
+              <w:rPr>
+                <w:rFonts w:ascii="Arial" w:hAnsi="Arial" w:cs="Arial" w:hint="eastAsia"/>
+                <w:szCs w:val="20"/>
+              </w:rPr>
+              <w:lastRenderedPageBreak/>
+              <w:t>数、并发数</w:t>
             </w:r>
           </w:p>
           <w:p>
@@ -15461,15 +15576,7 @@
                 <w:rFonts w:ascii="Arial" w:hAnsi="Arial" w:cs="Arial" w:hint="eastAsia"/>
                 <w:szCs w:val="20"/>
               </w:rPr>
-              <w:t>条件一和条件二仍</w:t>
-            </w:r>
-            <w:r>
-              <w:rPr>
-                <w:rFonts w:ascii="Arial" w:hAnsi="Arial" w:cs="Arial" w:hint="eastAsia"/>
-                <w:szCs w:val="20"/>
-              </w:rPr>
-              <w:lastRenderedPageBreak/>
-              <w:t>选其一；如都配置，条件二失效</w:t>
+              <w:t>条件一和条件二仍选其一；如都配置，条件二失效</w:t>
             </w:r>
           </w:p>
         </w:tc>
@@ -15549,14 +15656,14 @@
           <w:rFonts w:ascii="Arial" w:hAnsi="Arial" w:cs="Arial"/>
         </w:rPr>
       </w:pPr>
-      <w:bookmarkStart w:id="22" w:name="_Toc430105233"/>
+      <w:bookmarkStart w:id="28" w:name="_Toc430105233"/>
       <w:r>
         <w:rPr>
           <w:rFonts w:ascii="Arial" w:hAnsi="Arial" w:cs="Arial"/>
         </w:rPr>
         <w:t>验收测试用例</w:t>
       </w:r>
-      <w:bookmarkEnd w:id="22"/>
+      <w:bookmarkEnd w:id="28"/>
     </w:p>
     <w:p>
       <w:pPr>
@@ -15923,12 +16030,12 @@
       </w:pPr>
     </w:p>
     <w:sectPr>
-      <w:headerReference w:type="even" r:id="rId12"/>
-      <w:headerReference w:type="default" r:id="rId13"/>
-      <w:footerReference w:type="even" r:id="rId14"/>
-      <w:footerReference w:type="default" r:id="rId15"/>
-      <w:headerReference w:type="first" r:id="rId16"/>
-      <w:footerReference w:type="first" r:id="rId17"/>
+      <w:headerReference w:type="even" r:id="rId13"/>
+      <w:headerReference w:type="default" r:id="rId14"/>
+      <w:footerReference w:type="even" r:id="rId15"/>
+      <w:footerReference w:type="default" r:id="rId16"/>
+      <w:headerReference w:type="first" r:id="rId17"/>
+      <w:footerReference w:type="first" r:id="rId18"/>
       <w:pgSz w:w="11906" w:h="16838"/>
       <w:pgMar w:top="1312" w:right="1800" w:bottom="1440" w:left="1800" w:header="779" w:footer="992" w:gutter="0"/>
       <w:cols w:space="425"/>
@@ -15936,6 +16043,269 @@
     </w:sectPr>
   </w:body>
 </w:document>
+</file>
+
+<file path=word/comments.xml><?xml version="1.0" encoding="utf-8"?>
+<w:comments xmlns:ve="http://schemas.openxmlformats.org/markup-compatibility/2006" xmlns:o="urn:schemas-microsoft-com:office:office" xmlns:r="http://schemas.openxmlformats.org/officeDocument/2006/relationships" xmlns:m="http://schemas.openxmlformats.org/officeDocument/2006/math" xmlns:v="urn:schemas-microsoft-com:vml" xmlns:wp="http://schemas.openxmlformats.org/drawingml/2006/wordprocessingDrawing" xmlns:w10="urn:schemas-microsoft-com:office:word" xmlns:w="http://schemas.openxmlformats.org/wordprocessingml/2006/main" xmlns:wne="http://schemas.microsoft.com/office/word/2006/wordml">
+  <w:comment w:id="22" w:author="wuyan" w:date="2015-09-16T16:13:00Z" w:initials="w">
+    <w:p>
+      <w:pPr>
+        <w:pStyle w:val="CommentText"/>
+      </w:pPr>
+      <w:r>
+        <w:rPr>
+          <w:rStyle w:val="CommentReference"/>
+        </w:rPr>
+        <w:annotationRef/>
+      </w:r>
+      <w:r>
+        <w:rPr>
+          <w:rFonts w:hint="eastAsia"/>
+        </w:rPr>
+        <w:t>导出时间如何处理？</w:t>
+      </w:r>
+    </w:p>
+  </w:comment>
+  <w:comment w:id="23" w:author="wuyan" w:date="2015-09-16T16:19:00Z" w:initials="w">
+    <w:p>
+      <w:pPr>
+        <w:pStyle w:val="CommentText"/>
+      </w:pPr>
+      <w:r>
+        <w:rPr>
+          <w:rStyle w:val="CommentReference"/>
+        </w:rPr>
+        <w:annotationRef/>
+      </w:r>
+      <w:r>
+        <w:rPr>
+          <w:rFonts w:hint="eastAsia"/>
+        </w:rPr>
+        <w:t>实现方式确认：不支持类型如何导出</w:t>
+      </w:r>
+      <w:r>
+        <w:rPr>
+          <w:rFonts w:hint="eastAsia"/>
+        </w:rPr>
+        <w:t>-----------</w:t>
+      </w:r>
+      <w:r>
+        <w:rPr>
+          <w:rFonts w:hint="eastAsia"/>
+        </w:rPr>
+        <w:t>报错处理</w:t>
+      </w:r>
+    </w:p>
+  </w:comment>
+  <w:comment w:id="24" w:author="wuyan" w:date="2015-09-16T16:24:00Z" w:initials="w">
+    <w:p>
+      <w:pPr>
+        <w:pStyle w:val="CommentText"/>
+      </w:pPr>
+      <w:r>
+        <w:rPr>
+          <w:rStyle w:val="CommentReference"/>
+        </w:rPr>
+        <w:annotationRef/>
+      </w:r>
+      <w:r>
+        <w:rPr>
+          <w:rFonts w:hint="eastAsia"/>
+        </w:rPr>
+        <w:t>1</w:t>
+      </w:r>
+      <w:r>
+        <w:rPr>
+          <w:rFonts w:hint="eastAsia"/>
+        </w:rPr>
+        <w:t>、</w:t>
+      </w:r>
+      <w:r>
+        <w:rPr>
+          <w:rFonts w:hint="eastAsia"/>
+        </w:rPr>
+        <w:t>oracle</w:t>
+      </w:r>
+      <w:r>
+        <w:rPr>
+          <w:rFonts w:hint="eastAsia"/>
+        </w:rPr>
+        <w:t>中字段类型和实际数值不一致</w:t>
+      </w:r>
+    </w:p>
+  </w:comment>
+  <w:comment w:id="25" w:author="wuyan" w:date="2015-09-16T16:42:00Z" w:initials="w">
+    <w:p>
+      <w:pPr>
+        <w:pStyle w:val="CommentText"/>
+        <w:rPr>
+          <w:rFonts w:hint="eastAsia"/>
+        </w:rPr>
+      </w:pPr>
+      <w:r>
+        <w:rPr>
+          <w:rStyle w:val="CommentReference"/>
+        </w:rPr>
+        <w:annotationRef/>
+      </w:r>
+      <w:r>
+        <w:rPr>
+          <w:rFonts w:hint="eastAsia"/>
+        </w:rPr>
+        <w:t>1</w:t>
+      </w:r>
+      <w:r>
+        <w:rPr>
+          <w:rFonts w:hint="eastAsia"/>
+        </w:rPr>
+        <w:t>、导出过程中网络闪断</w:t>
+      </w:r>
+    </w:p>
+    <w:p>
+      <w:pPr>
+        <w:pStyle w:val="CommentText"/>
+        <w:rPr>
+          <w:rFonts w:hint="eastAsia"/>
+        </w:rPr>
+      </w:pPr>
+      <w:r>
+        <w:rPr>
+          <w:rFonts w:hint="eastAsia"/>
+        </w:rPr>
+        <w:t>2</w:t>
+      </w:r>
+      <w:r>
+        <w:rPr>
+          <w:rFonts w:hint="eastAsia"/>
+        </w:rPr>
+        <w:t>、工具支持</w:t>
+      </w:r>
+      <w:r>
+        <w:rPr>
+          <w:rFonts w:hint="eastAsia"/>
+        </w:rPr>
+        <w:t>jdk</w:t>
+      </w:r>
+      <w:r>
+        <w:rPr>
+          <w:rFonts w:hint="eastAsia"/>
+        </w:rPr>
+        <w:t>版本？</w:t>
+      </w:r>
+    </w:p>
+    <w:p>
+      <w:pPr>
+        <w:pStyle w:val="CommentText"/>
+      </w:pPr>
+      <w:r>
+        <w:rPr>
+          <w:rFonts w:hint="eastAsia"/>
+        </w:rPr>
+        <w:t>3</w:t>
+      </w:r>
+      <w:r>
+        <w:rPr>
+          <w:rFonts w:hint="eastAsia"/>
+        </w:rPr>
+        <w:t>、定长字符串末尾空格怎么处理？</w:t>
+      </w:r>
+    </w:p>
+  </w:comment>
+  <w:comment w:id="26" w:author="wuyan" w:date="2015-09-16T16:30:00Z" w:initials="w">
+    <w:p>
+      <w:pPr>
+        <w:pStyle w:val="CommentText"/>
+      </w:pPr>
+      <w:r>
+        <w:rPr>
+          <w:rStyle w:val="CommentReference"/>
+        </w:rPr>
+        <w:annotationRef/>
+      </w:r>
+      <w:r>
+        <w:rPr>
+          <w:rFonts w:hint="eastAsia"/>
+        </w:rPr>
+        <w:t>导出过程中</w:t>
+      </w:r>
+      <w:r>
+        <w:rPr>
+          <w:rFonts w:hint="eastAsia"/>
+        </w:rPr>
+        <w:t>oracle</w:t>
+      </w:r>
+      <w:r>
+        <w:rPr>
+          <w:rFonts w:hint="eastAsia"/>
+        </w:rPr>
+        <w:t>异常</w:t>
+      </w:r>
+    </w:p>
+  </w:comment>
+  <w:comment w:id="27" w:author="wuyan" w:date="2015-09-16T16:45:00Z" w:initials="w">
+    <w:p>
+      <w:pPr>
+        <w:pStyle w:val="CommentText"/>
+        <w:rPr>
+          <w:rFonts w:hint="eastAsia"/>
+        </w:rPr>
+      </w:pPr>
+      <w:r>
+        <w:rPr>
+          <w:rStyle w:val="CommentReference"/>
+        </w:rPr>
+        <w:annotationRef/>
+      </w:r>
+      <w:r>
+        <w:rPr>
+          <w:rFonts w:hint="eastAsia"/>
+        </w:rPr>
+        <w:t>检测点补充查看</w:t>
+      </w:r>
+      <w:r>
+        <w:rPr>
+          <w:rFonts w:hint="eastAsia"/>
+        </w:rPr>
+        <w:t>sequoiadb</w:t>
+      </w:r>
+      <w:r>
+        <w:rPr>
+          <w:rFonts w:hint="eastAsia"/>
+        </w:rPr>
+        <w:t>数据</w:t>
+      </w:r>
+    </w:p>
+    <w:p>
+      <w:pPr>
+        <w:pStyle w:val="CommentText"/>
+      </w:pPr>
+      <w:r>
+        <w:rPr>
+          <w:rFonts w:hint="eastAsia"/>
+        </w:rPr>
+        <w:t>2</w:t>
+      </w:r>
+      <w:r>
+        <w:rPr>
+          <w:rFonts w:hint="eastAsia"/>
+        </w:rPr>
+        <w:t>、</w:t>
+      </w:r>
+      <w:r>
+        <w:rPr>
+          <w:rFonts w:hint="eastAsia"/>
+        </w:rPr>
+        <w:t>jdbc</w:t>
+      </w:r>
+      <w:r>
+        <w:rPr>
+          <w:rFonts w:hint="eastAsia"/>
+        </w:rPr>
+        <w:t>版本？</w:t>
+      </w:r>
+    </w:p>
+  </w:comment>
+</w:comments>
 </file>
 
 <file path=word/endnotes.xml><?xml version="1.0" encoding="utf-8"?>
@@ -15998,7 +16368,7 @@
               <w:rPr>
                 <w:noProof/>
               </w:rPr>
-              <w:t>2015-9-15</w:t>
+              <w:t>2015-9-16</w:t>
             </w:r>
           </w:fldSimple>
         </w:p>
@@ -20861,6 +21231,21 @@
 </file>
 
 <file path=customXml/item1.xml><?xml version="1.0" encoding="utf-8"?>
+<p:properties xmlns:p="http://schemas.microsoft.com/office/2006/metadata/properties" xmlns:xsi="http://www.w3.org/2001/XMLSchema-instance">
+  <documentManagement/>
+</p:properties>
+</file>
+
+<file path=customXml/item2.xml><?xml version="1.0" encoding="utf-8"?>
+<?mso-contentType ?>
+<FormTemplates xmlns="http://schemas.microsoft.com/sharepoint/v3/contenttype/forms">
+  <Display>DocumentLibraryForm</Display>
+  <Edit>DocumentLibraryForm</Edit>
+  <New>DocumentLibraryForm</New>
+</FormTemplates>
+</file>
+
+<file path=customXml/item3.xml><?xml version="1.0" encoding="utf-8"?>
 <ct:contentTypeSchema xmlns:ct="http://schemas.microsoft.com/office/2006/metadata/contentType" xmlns:ma="http://schemas.microsoft.com/office/2006/metadata/properties/metaAttributes" ct:_="" ma:_="" ma:contentTypeName="Document" ma:contentTypeID="0x010100C9D738FE56F9DD4F818CEE0622FC80C0" ma:contentTypeVersion="0" ma:contentTypeDescription="Create a new document." ma:contentTypeScope="" ma:versionID="c733d375e9f13075cc482d188b8bae2c">
   <xsd:schema xmlns:xsd="http://www.w3.org/2001/XMLSchema" xmlns:p="http://schemas.microsoft.com/office/2006/metadata/properties" targetNamespace="http://schemas.microsoft.com/office/2006/metadata/properties" ma:root="true" ma:fieldsID="4aeb20c0e3442673af7ee10786458764">
     <xsd:element name="properties">
@@ -20909,26 +21294,27 @@
 </ct:contentTypeSchema>
 </file>
 
-<file path=customXml/item2.xml><?xml version="1.0" encoding="utf-8"?>
-<?mso-contentType ?>
-<FormTemplates xmlns="http://schemas.microsoft.com/sharepoint/v3/contenttype/forms">
-  <Display>DocumentLibraryForm</Display>
-  <Edit>DocumentLibraryForm</Edit>
-  <New>DocumentLibraryForm</New>
-</FormTemplates>
-</file>
-
-<file path=customXml/item3.xml><?xml version="1.0" encoding="utf-8"?>
-<p:properties xmlns:p="http://schemas.microsoft.com/office/2006/metadata/properties" xmlns:xsi="http://www.w3.org/2001/XMLSchema-instance">
-  <documentManagement/>
-</p:properties>
-</file>
-
 <file path=customXml/item4.xml><?xml version="1.0" encoding="utf-8"?>
 <b:Sources xmlns:b="http://schemas.openxmlformats.org/officeDocument/2006/bibliography" xmlns="http://schemas.openxmlformats.org/officeDocument/2006/bibliography" SelectedStyle="\APA.XSL" StyleName="APA"/>
 </file>
 
 <file path=customXml/itemProps1.xml><?xml version="1.0" encoding="utf-8"?>
+<ds:datastoreItem xmlns:ds="http://schemas.openxmlformats.org/officeDocument/2006/customXml" ds:itemID="{283A67FA-FB68-40D1-A1FD-BD4AEE599422}">
+  <ds:schemaRefs>
+    <ds:schemaRef ds:uri="http://schemas.microsoft.com/office/2006/metadata/properties"/>
+  </ds:schemaRefs>
+</ds:datastoreItem>
+</file>
+
+<file path=customXml/itemProps2.xml><?xml version="1.0" encoding="utf-8"?>
+<ds:datastoreItem xmlns:ds="http://schemas.openxmlformats.org/officeDocument/2006/customXml" ds:itemID="{9C2CE626-7193-49AD-BC45-D7AF4DFA65A4}">
+  <ds:schemaRefs>
+    <ds:schemaRef ds:uri="http://schemas.microsoft.com/sharepoint/v3/contenttype/forms"/>
+  </ds:schemaRefs>
+</ds:datastoreItem>
+</file>
+
+<file path=customXml/itemProps3.xml><?xml version="1.0" encoding="utf-8"?>
 <ds:datastoreItem xmlns:ds="http://schemas.openxmlformats.org/officeDocument/2006/customXml" ds:itemID="{94CFB702-9C76-4C98-BCB1-FF31686087A1}">
   <ds:schemaRefs>
     <ds:schemaRef ds:uri="http://schemas.microsoft.com/office/2006/metadata/contentType"/>
@@ -20943,22 +21329,6 @@
 </ds:datastoreItem>
 </file>
 
-<file path=customXml/itemProps2.xml><?xml version="1.0" encoding="utf-8"?>
-<ds:datastoreItem xmlns:ds="http://schemas.openxmlformats.org/officeDocument/2006/customXml" ds:itemID="{9C2CE626-7193-49AD-BC45-D7AF4DFA65A4}">
-  <ds:schemaRefs>
-    <ds:schemaRef ds:uri="http://schemas.microsoft.com/sharepoint/v3/contenttype/forms"/>
-  </ds:schemaRefs>
-</ds:datastoreItem>
-</file>
-
-<file path=customXml/itemProps3.xml><?xml version="1.0" encoding="utf-8"?>
-<ds:datastoreItem xmlns:ds="http://schemas.openxmlformats.org/officeDocument/2006/customXml" ds:itemID="{283A67FA-FB68-40D1-A1FD-BD4AEE599422}">
-  <ds:schemaRefs>
-    <ds:schemaRef ds:uri="http://schemas.microsoft.com/office/2006/metadata/properties"/>
-  </ds:schemaRefs>
-</ds:datastoreItem>
-</file>
-
 <file path=customXml/itemProps4.xml><?xml version="1.0" encoding="utf-8"?>
 <ds:datastoreItem xmlns:ds="http://schemas.openxmlformats.org/officeDocument/2006/customXml" ds:itemID="{0694A551-2EE6-4CF2-8171-91033EC66AF8}">
   <ds:schemaRefs>
